--- a/example_articles/countries/Unspecified/4.countries_Unspecified_Other_publisher.docx
+++ b/example_articles/countries/Unspecified/4.countries_Unspecified_Other_publisher.docx
@@ -27,17 +27,17 @@
     </w:p>
     <w:p>
       <w:r>
-        <w:t>Source File: Other publishers/Files (500) (20).DOCX</w:t>
+        <w:t>Source file: Other publishers/Files (500) (20).DOCX</w:t>
       </w:r>
     </w:p>
     <w:p>
       <w:r>
-        <w:t>Raw locations result: ['NA']</w:t>
+        <w:t>Raw locations result, 'locations': ['NA']</w:t>
       </w:r>
     </w:p>
     <w:p>
       <w:r>
-        <w:t>countries_stand_flat (Standardized): Unspecified</w:t>
+        <w:t>Standardized locations result, 'countries_stand_flat': Unspecified</w:t>
       </w:r>
     </w:p>
     <w:p>

--- a/example_articles/countries/Unspecified/4.countries_Unspecified_Other_publisher.docx
+++ b/example_articles/countries/Unspecified/4.countries_Unspecified_Other_publisher.docx
@@ -7,7 +7,9 @@
         <w:pStyle w:val="Heading1"/>
       </w:pPr>
       <w:r>
-        <w:t>Hopes run high in Conn.</w:t>
+        <w:t>Topic: SELLING BEER;</w:t>
+        <w:br/>
+        <w:t>Advertising doesn't promote alcohol abuse</w:t>
       </w:r>
     </w:p>
     <w:p>
@@ -17,17 +19,17 @@
     </w:p>
     <w:p>
       <w:r>
-        <w:t>Date: 1990-10-23</w:t>
+        <w:t>Date: 1990-07-09</w:t>
       </w:r>
     </w:p>
     <w:p>
       <w:r>
-        <w:t>Section: NEWS;</w:t>
+        <w:t>Section: NEWS; Pg. 11A; Inquiry</w:t>
       </w:r>
     </w:p>
     <w:p>
       <w:r>
-        <w:t>Source file: Other publishers/Files (500) (20).DOCX</w:t>
+        <w:t>Source file: Other publishers/Files (500) (28).DOCX</w:t>
       </w:r>
     </w:p>
     <w:p>
@@ -49,108 +51,77 @@
     </w:p>
     <w:p>
       <w:r>
-        <w:t>A black Republican hasn't been elected to the House of Representatives</w:t>
+        <w:t>Stephen Burrows (left) is vice president of consumer awareness and education and Stephen Lambright is vice president and group executive for industry and government affairs of the Anheuser-Busch Companies Inc. They were interviewed by USA TODAY's editorial board.</w:t>
         <w:br/>
-        <w:t>in 58 years. A look at the two leading contenders to change that:</w:t>
+        <w:t xml:space="preserve"> </w:t>
         <w:br/>
-        <w:t>WATERBURY, Conn. - This blue-collar city seems an unlikely proving</w:t>
+        <w:t>USA TODAY: Beer advertising is under fire, and a bill in Congress would slap certain restrictions on it. Do you think it will pass?</w:t>
         <w:br/>
-        <w:t>ground for Republicans.</w:t>
+        <w:t>LAMBRIGHT: The Federal Trade Commission found in 1985 that there was no suggestion in the scientific literature that advertising promoted abuse and no reason to believe that it promoted underage consumption. We don't think there's a serious move in Congress. The testifiers will be the typical critics of our industry - the Center for Science in the Public Interest, whose only science, in our opinion, is in their name. They don't engage in scientific studies and they make the facts suitable to whatever they'd like to say.</w:t>
         <w:br/>
-        <w:t>But the GOP is counting on working class Democrats here - who came</w:t>
+        <w:t>USA TODAY: How can you be so sure that advertising doesn't influence people to drink more beer?</w:t>
         <w:br/>
-        <w:t>out in droves to elect George Bush and Ronald Reagan - to help the</w:t>
+        <w:t>LAMBRIGHT: If it were our intent to promote use, we have really failed because sales are flat. Our intent is to promote our Budweiser and Michelob brands vs. our competitors' brands; we have been very successful because while other companies have lost, our company consistently each year grows in sales.</w:t>
         <w:br/>
-        <w:t>party reshape its image.</w:t>
+        <w:t xml:space="preserve"> </w:t>
         <w:br/>
-        <w:t>National Republicans are pinning their hopes on city alderman Gary</w:t>
+        <w:t>USA TODAY: Budweiser often advertises in college newspapers and radio spots. Doesn't that show that your company is singling out young people to pitch beer to?</w:t>
         <w:br/>
-        <w:t>Franks in a closely watched House race.</w:t>
+        <w:t>BURROWS: Our wholesalers, where allowed, will buy advertising in college newspapers, either what I'll call beer advertising or Know When to Say When advertising. According to the Department of Education, 67% of the college students today are over 21. So we believe that that's an appropriate place for us to be. But it's a place that we have to manage carefully because there is a mixture.</w:t>
         <w:br/>
-        <w:t>Franks, 37, is a former high school basketball star, Yale graduate</w:t>
+        <w:t xml:space="preserve"> </w:t>
         <w:br/>
-        <w:t>and real estate developer who embraces the GOP's most conservative</w:t>
+        <w:t>USA TODAY: What is the profile of the average beer drinker?</w:t>
         <w:br/>
-        <w:t>stands. And, he's black.</w:t>
+        <w:t>BURROWS: The demographics of a beer drinker are generally men between 24 and 49. Beer drinkers, in general, tend to earn less than $ 30,000 a year.</w:t>
         <w:br/>
-        <w:t>"We can't afford to write off any segment of the population,"</w:t>
+        <w:t>LAMBRIGHT: We describe them as working men and women, traditionally the blue- collar worker. There are more women drinking beer than there used to be. There are more upscale people drinking beer than there used to be.</w:t>
         <w:br/>
-        <w:t>says Republican spokeswoman Leslie Goodman.</w:t>
+        <w:t xml:space="preserve"> </w:t>
         <w:br/>
-        <w:t>The party's new message: "It's not whether or not you can get to</w:t>
+        <w:t>USA TODAY: What percentage of women buy your beer?</w:t>
         <w:br/>
-        <w:t>the lunch counter, it's whether or not you have the money to buy</w:t>
+        <w:t>LAMBRIGHT: Women make up the great percentage of people who buy our beer. Men make up the greater percentage of people who drink our beer. Traditionally, you still have a great volume of beer being purchased in the supermarket when people are buying groceries. And this, in turn, results in a very high number of women making the purchase decision in the store.</w:t>
         <w:br/>
-        <w:t>lunch," she says.</w:t>
+        <w:t xml:space="preserve"> </w:t>
         <w:br/>
-        <w:t>Franks couldn't agree more.</w:t>
+        <w:t>USA TODAY: What other kinds of customers are you looking for?</w:t>
         <w:br/>
-        <w:t>President Bush campaigns for him in Waterbury today - a day after</w:t>
+        <w:t>BURROWS: If you're old enough to drink, we'd love to have you for a customer, and we've been pretty successful at convincing 80 million people to come toward our product. However, we don't want to encourage alcohol abuse or drunk driving as a part of the marketing. And we don't want the business of an abuser or a child.</w:t>
         <w:br/>
-        <w:t>the president vetoed the civil rights bill.</w:t>
+        <w:t xml:space="preserve"> </w:t>
         <w:br/>
-        <w:t>At a debate Sunday night, Democrat Toby Moffett blasted Franks for</w:t>
+        <w:t>USA TODAY: Aren't people better off not drinking?</w:t>
         <w:br/>
-        <w:t>not supporting the civil rights measure, accusing Frank of being in</w:t>
+        <w:t>LAMBRIGHT: There are numerous studies indicating that in certain areas of health, especially cardiovascular, a moderate user is in better shape than a non-user or an abuser. We believe our product is the beverage of moderation and that when used in moderation, it has positive health and social attributes related to it vs. non-use and abuse.</w:t>
         <w:br/>
-        <w:t>league with arch-conservatives like Sen. Jesse Helms, R-N.C.</w:t>
+        <w:t xml:space="preserve"> </w:t>
         <w:br/>
-        <w:t>"Mr. Moffett, do not talk to me about civil rights," Franks</w:t>
+        <w:t>USA TODAY: Do you target market your products to minorities?</w:t>
         <w:br/>
-        <w:t>replied. "When I was a child, I had a cross burned in front of my</w:t>
+        <w:t>LAMBRIGHT: A good part of that argument is aimed at billboards. It emanated out of Detroit, and a good part of that was against alcohol advertisers who were accused of aiming specifically at black, inner-city areas and taking advantage of people who were somehow more prone to a problem than anybody else. We don't believe there's an inherent evil in target marketing, and we believe that the black, inner-city community in Detroit has the ability to make a responsible decision just like any other community anywhere else. So we don't buy the argument of our critics that we are trying to take advantage of a community of people - blacks, Hispanics, women.</w:t>
         <w:br/>
-        <w:t>house."</w:t>
+        <w:t>BURROWS: That is a cop-out, that painting over billboards is going to solve alcohol abuse. The problems that many inner-city communities face - lack of employment and educational opportunities, poverty - are more complex than a billboard. And that is why our company has tried to be active in those communities in education, such as supporting the United Negro College Fund and the National Hispanic Scholarship Foundation.</w:t>
         <w:br/>
-        <w:t>Moffett is a former House member who lost Senate and gubernatorial</w:t>
+        <w:t xml:space="preserve"> </w:t>
         <w:br/>
-        <w:t>bids in 1982 and 1986 and then became a TV news anchor in Hartford.</w:t>
+        <w:t>USA TODAY: Isn't it true that alcohol abuse causes more damage in economic and in human terms than illegal drug abuse?</w:t>
         <w:br/>
-        <w:t>He quit TV and moved into the congresssional district, where only</w:t>
+        <w:t>BURROWS: We would not disagree that there are personal and economic losses associated with the abuse of our product. But to equate alcohol with those drugs takes emphasis off the illicit drug problem in this country. Let's deal with illicit drug use, but let's do so with a clear agenda, not by lumping the two together.</w:t>
         <w:br/>
-        <w:t>4% of the voters are black, to seek to replace GOP Rep. John Rowland,</w:t>
+        <w:t>LAMBRIGHT: If you take a person who has been stopped for driving under the influence of drugs or alcohol, no matter what they've had, their standard response is, ''Gee, I just had two beers.'' I'm not minimizing our being a part of the problem, but I think we take a little bit of a bum rap as the cover for some other problems.</w:t>
         <w:br/>
-        <w:t>who's running for governor.</w:t>
+        <w:t xml:space="preserve"> </w:t>
         <w:br/>
-        <w:t>Moffet doesn't hide the fact that he moved in when he saw a seat</w:t>
+        <w:t>USA TODAY: Some people argue that a good way to increase revenue would be to hike so-called ''sin taxes'' on alcohol. Do you agree?</w:t>
         <w:br/>
-        <w:t>open in the district. But he's had to convince voters he isn't an</w:t>
-        <w:br/>
-        <w:t>opportunist and to defend GOP charges that he's a liberal relic.</w:t>
-        <w:br/>
-        <w:t>Republican state Sen. James McLaughlin, who lost the GOP nomination</w:t>
-        <w:br/>
-        <w:t>to Franks, dubbed Moffett a "free-wheeling, nutty, kooky, big-spending</w:t>
-        <w:br/>
-        <w:t>liberal of the 1970s" in his campaign.</w:t>
-        <w:br/>
-        <w:t>Moffett, who's taking more moderate stands now, replies: "I'm</w:t>
-        <w:br/>
-        <w:t>basically a moderate person. I'm an activist, an advocate for the</w:t>
-        <w:br/>
-        <w:t>people."</w:t>
-        <w:br/>
-        <w:t>He says Franks is so conservative "he's off the charts."</w:t>
-        <w:br/>
-        <w:t>But Franks, who supports the death penalty and abortion rights,</w:t>
-        <w:br/>
-        <w:t>says he's in step with workers in Connecticut's most conservative</w:t>
-        <w:br/>
-        <w:t>district.</w:t>
-        <w:br/>
-        <w:t>And, he says, he's in step with minority views, too.</w:t>
-        <w:br/>
-        <w:t>"I'd be happy to take a snapshot of America" during the Carter</w:t>
-        <w:br/>
-        <w:t>era when Moffett served in Congress, Franks says. Interest and</w:t>
-        <w:br/>
-        <w:t>unemployment rates soared, and that "affected blacks (and) whites."</w:t>
-        <w:br/>
-        <w:t>Correction</w:t>
+        <w:t>LAMBRIGHT: We already pay more taxes than we make in profit. People say that our taxes haven't been increased since 1951. That is true and false. We have not had a federal excise tax increase on beer since 1951, but since then, the states have increased our excise taxes over 700%. We are one of the most highly excise-taxed legal products in the marketplace today. We don't believe that the working-class beer drinker should be singled out to pay that tax because he enjoys a can of beer when he comes home from work as opposed to finding true, broad-based economic resolutions to the problem.</w:t>
         <w:br/>
         <w:br/>
-        <w:t>10/24/90.</w:t>
+        <w:t>Notes</w:t>
         <w:br/>
-        <w:t>Correction-Date: October 24, 1990, Wednesday</w:t>
+        <w:br/>
+        <w:t>Accompanying stories; What you should tell your kids; Ads 'normalize' drinking, influence young people</w:t>
         <w:br/>
         <w:br/>
         <w:t>Graphic</w:t>
@@ -158,7 +129,7 @@
         <w:br/>
         <w:t xml:space="preserve"> </w:t>
         <w:br/>
-        <w:t>PHOTO;b/w, Eileen Blass, USA TODAY(FP, Gary Franks, S); FRANKS: Alderman identifies with conservative stands.</w:t>
+        <w:t>PHOTO; b/w, David Tellez, USA TODAY (Stephen Burrows); PHOTO; b/w, David Tellez, USA TODAY (Stephen Lambright)</w:t>
       </w:r>
     </w:p>
     <w:sectPr>

--- a/example_articles/countries/Unspecified/4.countries_Unspecified_Other_publisher.docx
+++ b/example_articles/countries/Unspecified/4.countries_Unspecified_Other_publisher.docx
@@ -7,9 +7,7 @@
         <w:pStyle w:val="Heading1"/>
       </w:pPr>
       <w:r>
-        <w:t>Topic: SELLING BEER;</w:t>
-        <w:br/>
-        <w:t>Advertising doesn't promote alcohol abuse</w:t>
+        <w:t>THIS JOKE'S ON NOVELIST</w:t>
       </w:r>
     </w:p>
     <w:p>
@@ -19,17 +17,17 @@
     </w:p>
     <w:p>
       <w:r>
-        <w:t>Date: 1990-07-09</w:t>
+        <w:t>Date: 1998-11-17</w:t>
       </w:r>
     </w:p>
     <w:p>
       <w:r>
-        <w:t>Section: NEWS; Pg. 11A; Inquiry</w:t>
+        <w:t>Section: LIFESTYLE,</w:t>
       </w:r>
     </w:p>
     <w:p>
       <w:r>
-        <w:t>Source file: Other publishers/Files (500) (28).DOCX</w:t>
+        <w:t>Source file: Other publishers/Files (500) (21).DOCX</w:t>
       </w:r>
     </w:p>
     <w:p>
@@ -51,85 +49,33 @@
     </w:p>
     <w:p>
       <w:r>
-        <w:t>Stephen Burrows (left) is vice president of consumer awareness and education and Stephen Lambright is vice president and group executive for industry and government affairs of the Anheuser-Busch Companies Inc. They were interviewed by USA TODAY's editorial board.</w:t>
+        <w:t>Three years ago in his HBO special, comedian Chris Rock brought the house down with what was then a weird notion: Bill Clinton as America's first ''black president.''</w:t>
         <w:br/>
-        <w:t xml:space="preserve"> </w:t>
+        <w:t>In a now classic routine, Rock said Clinton suffers the same indignities as a black man who hands a $ 20 or $ 50 note to a mall retail clerk. The image of a white cashier scrutinizing the president's money under the light to make sure it isn't counterfeit struck a painfully ironic chord in black audiences. Who's to say it didn't generate much of the sympathy that led to the election results two weeks ago?</w:t>
         <w:br/>
-        <w:t>USA TODAY: Beer advertising is under fire, and a bill in Congress would slap certain restrictions on it. Do you think it will pass?</w:t>
+        <w:t>Like most jokes, it works best on an intuitive level. It isn't designed to withstand the scrutiny of the irony impaired who can always be counted on to confuse a joke with a literal recounting of Boy Clinton's racial genealogy.</w:t>
         <w:br/>
-        <w:t>LAMBRIGHT: The Federal Trade Commission found in 1985 that there was no suggestion in the scientific literature that advertising promoted abuse and no reason to believe that it promoted underage consumption. We don't think there's a serious move in Congress. The testifiers will be the typical critics of our industry - the Center for Science in the Public Interest, whose only science, in our opinion, is in their name. They don't engage in scientific studies and they make the facts suitable to whatever they'd like to say.</w:t>
+        <w:t>In the Oct. 5 issue of the New Yorker, novelist Toni Morrison, who has never struck me as a particularly gifted comic, retold Rock's joke in the argot of the chattering class. But in the process of endowing it with sociological heft, Morrison ran into more trouble than an exclusive showing of ''Beloved'' at a suburban cineplex:</w:t>
         <w:br/>
-        <w:t>USA TODAY: How can you be so sure that advertising doesn't influence people to drink more beer?</w:t>
+        <w:t>''After all, Clinton displays almost every trope of blackness,'' she wrote, ''single-parent household, born poor, working class, saxophone-playing, McDonald's-and-junk-food-loving boy from Arkansas. And when all the African-American Clinton appointees began, one by one, to disappear . . . he was metaphorically seized and body-searched . . .'' You get the idea.</w:t>
         <w:br/>
-        <w:t>LAMBRIGHT: If it were our intent to promote use, we have really failed because sales are flat. Our intent is to promote our Budweiser and Michelob brands vs. our competitors' brands; we have been very successful because while other companies have lost, our company consistently each year grows in sales.</w:t>
+        <w:t>Told without benefit of Rock's high-pitched nasal inflection and rolling eyes, the notion of Clinton as our first black president comes across as ridiculous and perhaps a tad insulting. So what caused a writer of Morrison's lyrical power, depth and intelligence to overreach like this? Even white folks are skeptical of racial generalizations of this magnitude.</w:t>
         <w:br/>
-        <w:t xml:space="preserve"> </w:t>
+        <w:t>Being, allegedly, a writer myself, I know it's possible to get enthusiastic about an idea that may not have the legs to make it across the street to where the readers are (how's that for a terribly labored image?).</w:t>
         <w:br/>
-        <w:t>USA TODAY: Budweiser often advertises in college newspapers and radio spots. Doesn't that show that your company is singling out young people to pitch beer to?</w:t>
+        <w:t>My theory is that Morrison heard the joke recently and hasn't been able to get it out of her head. The fact that she didn't trace the idea back to Rock's HBO special indicates she isn't aware of how deeply imbedded it already is in black culture.</w:t>
         <w:br/>
-        <w:t>BURROWS: Our wholesalers, where allowed, will buy advertising in college newspapers, either what I'll call beer advertising or Know When to Say When advertising. According to the Department of Education, 67% of the college students today are over 21. So we believe that that's an appropriate place for us to be. But it's a place that we have to manage carefully because there is a mixture.</w:t>
+        <w:t>But more disappointing than failing to give props to Chris Rock for a good joke is the one-dimensional way in which Morrison described what it is that constitutes ''blackness,'' specifically male blackness in America.</w:t>
         <w:br/>
-        <w:t xml:space="preserve"> </w:t>
+        <w:t>Do I really need to tell her how complicated black folks are, especially black men? Can we really be reduced to a handful of characteristics we supposedly have in common with Bill ''The Playa'' Clinton?</w:t>
         <w:br/>
-        <w:t>USA TODAY: What is the profile of the average beer drinker?</w:t>
+        <w:t>Let's take two black men who died last weekend: jazz pianist Kenny Kirkland and former Black Panther and All African Revolutionary founder Kwame Ture (formerly Stokely Carmichael).</w:t>
         <w:br/>
-        <w:t>BURROWS: The demographics of a beer drinker are generally men between 24 and 49. Beer drinkers, in general, tend to earn less than $ 30,000 a year.</w:t>
+        <w:t>One was a gifted pianist who helped usher in an era of young neo-boppers; the other was a fiery revolutionary theorist who lived the last half of his life in self-imposed exile in Guinea.</w:t>
         <w:br/>
-        <w:t>LAMBRIGHT: We describe them as working men and women, traditionally the blue- collar worker. There are more women drinking beer than there used to be. There are more upscale people drinking beer than there used to be.</w:t>
+        <w:t>Both were enormously complicated and far more nuanced than the black men who populate Morrison's fiction. The problem with equating Bill Clinton's travails with those encountered in the black experience is to confuse her view of black men with real life. But that's what happens when you take a joke too seriously.</w:t>
         <w:br/>
-        <w:t xml:space="preserve"> </w:t>
-        <w:br/>
-        <w:t>USA TODAY: What percentage of women buy your beer?</w:t>
-        <w:br/>
-        <w:t>LAMBRIGHT: Women make up the great percentage of people who buy our beer. Men make up the greater percentage of people who drink our beer. Traditionally, you still have a great volume of beer being purchased in the supermarket when people are buying groceries. And this, in turn, results in a very high number of women making the purchase decision in the store.</w:t>
-        <w:br/>
-        <w:t xml:space="preserve"> </w:t>
-        <w:br/>
-        <w:t>USA TODAY: What other kinds of customers are you looking for?</w:t>
-        <w:br/>
-        <w:t>BURROWS: If you're old enough to drink, we'd love to have you for a customer, and we've been pretty successful at convincing 80 million people to come toward our product. However, we don't want to encourage alcohol abuse or drunk driving as a part of the marketing. And we don't want the business of an abuser or a child.</w:t>
-        <w:br/>
-        <w:t xml:space="preserve"> </w:t>
-        <w:br/>
-        <w:t>USA TODAY: Aren't people better off not drinking?</w:t>
-        <w:br/>
-        <w:t>LAMBRIGHT: There are numerous studies indicating that in certain areas of health, especially cardiovascular, a moderate user is in better shape than a non-user or an abuser. We believe our product is the beverage of moderation and that when used in moderation, it has positive health and social attributes related to it vs. non-use and abuse.</w:t>
-        <w:br/>
-        <w:t xml:space="preserve"> </w:t>
-        <w:br/>
-        <w:t>USA TODAY: Do you target market your products to minorities?</w:t>
-        <w:br/>
-        <w:t>LAMBRIGHT: A good part of that argument is aimed at billboards. It emanated out of Detroit, and a good part of that was against alcohol advertisers who were accused of aiming specifically at black, inner-city areas and taking advantage of people who were somehow more prone to a problem than anybody else. We don't believe there's an inherent evil in target marketing, and we believe that the black, inner-city community in Detroit has the ability to make a responsible decision just like any other community anywhere else. So we don't buy the argument of our critics that we are trying to take advantage of a community of people - blacks, Hispanics, women.</w:t>
-        <w:br/>
-        <w:t>BURROWS: That is a cop-out, that painting over billboards is going to solve alcohol abuse. The problems that many inner-city communities face - lack of employment and educational opportunities, poverty - are more complex than a billboard. And that is why our company has tried to be active in those communities in education, such as supporting the United Negro College Fund and the National Hispanic Scholarship Foundation.</w:t>
-        <w:br/>
-        <w:t xml:space="preserve"> </w:t>
-        <w:br/>
-        <w:t>USA TODAY: Isn't it true that alcohol abuse causes more damage in economic and in human terms than illegal drug abuse?</w:t>
-        <w:br/>
-        <w:t>BURROWS: We would not disagree that there are personal and economic losses associated with the abuse of our product. But to equate alcohol with those drugs takes emphasis off the illicit drug problem in this country. Let's deal with illicit drug use, but let's do so with a clear agenda, not by lumping the two together.</w:t>
-        <w:br/>
-        <w:t>LAMBRIGHT: If you take a person who has been stopped for driving under the influence of drugs or alcohol, no matter what they've had, their standard response is, ''Gee, I just had two beers.'' I'm not minimizing our being a part of the problem, but I think we take a little bit of a bum rap as the cover for some other problems.</w:t>
-        <w:br/>
-        <w:t xml:space="preserve"> </w:t>
-        <w:br/>
-        <w:t>USA TODAY: Some people argue that a good way to increase revenue would be to hike so-called ''sin taxes'' on alcohol. Do you agree?</w:t>
-        <w:br/>
-        <w:t>LAMBRIGHT: We already pay more taxes than we make in profit. People say that our taxes haven't been increased since 1951. That is true and false. We have not had a federal excise tax increase on beer since 1951, but since then, the states have increased our excise taxes over 700%. We are one of the most highly excise-taxed legal products in the marketplace today. We don't believe that the working-class beer drinker should be singled out to pay that tax because he enjoys a can of beer when he comes home from work as opposed to finding true, broad-based economic resolutions to the problem.</w:t>
-        <w:br/>
-        <w:br/>
-        <w:t>Notes</w:t>
-        <w:br/>
-        <w:br/>
-        <w:t>Accompanying stories; What you should tell your kids; Ads 'normalize' drinking, influence young people</w:t>
-        <w:br/>
-        <w:br/>
-        <w:t>Graphic</w:t>
-        <w:br/>
-        <w:br/>
-        <w:t xml:space="preserve"> </w:t>
-        <w:br/>
-        <w:t>PHOTO; b/w, David Tellez, USA TODAY (Stephen Burrows); PHOTO; b/w, David Tellez, USA TODAY (Stephen Lambright)</w:t>
+        <w:t>Tony Norman's email is tnorman@post-gazette.com</w:t>
       </w:r>
     </w:p>
     <w:sectPr>
